--- a/Finance-TrackerDocummentation/Project Dcummentation.docx
+++ b/Finance-TrackerDocummentation/Project Dcummentation.docx
@@ -1127,12 +1127,28 @@
     </w:p>
     <w:p>
       <w:r>
-        <w:t>HTML: HyperText Markup Language</w:t>
-      </w:r>
-    </w:p>
-    <w:p>
-      <w:r>
-        <w:t>HTTP: HyperText Transfer Protocol</w:t>
+        <w:t xml:space="preserve">HTML: </w:t>
+      </w:r>
+      <w:proofErr w:type="spellStart"/>
+      <w:r>
+        <w:t>HyperText</w:t>
+      </w:r>
+      <w:proofErr w:type="spellEnd"/>
+      <w:r>
+        <w:t xml:space="preserve"> Markup Language</w:t>
+      </w:r>
+    </w:p>
+    <w:p>
+      <w:r>
+        <w:t xml:space="preserve">HTTP: </w:t>
+      </w:r>
+      <w:proofErr w:type="spellStart"/>
+      <w:r>
+        <w:t>HyperText</w:t>
+      </w:r>
+      <w:proofErr w:type="spellEnd"/>
+      <w:r>
+        <w:t xml:space="preserve"> Transfer Protocol</w:t>
       </w:r>
     </w:p>
     <w:p>
@@ -1263,7 +1279,15 @@
     </w:p>
     <w:p>
       <w:r>
-        <w:t>The system will be developed using a full-stack JavaScript architecture. The frontend will utilize HTML, CSS, and JavaScript with Chart.js for visualization. The backend will be built on Node.js and Express.js, interacting with a MongoDB database. Email notifications will be facilitated via Nodemailer and SMTP.</w:t>
+        <w:t xml:space="preserve">The system will be developed using a full-stack JavaScript architecture. The frontend will utilize HTML, CSS, and JavaScript with Chart.js for visualization. The backend will be built on Node.js and Express.js, interacting with a MongoDB database. Email notifications will be facilitated via </w:t>
+      </w:r>
+      <w:proofErr w:type="spellStart"/>
+      <w:r>
+        <w:t>Nodemailer</w:t>
+      </w:r>
+      <w:proofErr w:type="spellEnd"/>
+      <w:r>
+        <w:t xml:space="preserve"> and SMTP.</w:t>
       </w:r>
     </w:p>
     <w:p>
@@ -1472,7 +1496,15 @@
     </w:p>
     <w:p>
       <w:r>
-        <w:t xml:space="preserve"> This project demonstrates the practical application of the MERN stack (MongoDB, Express, React/Node, Node.js) combined with third-party API integration (Nodemailer) for real-time event handling.</w:t>
+        <w:t xml:space="preserve"> This project demonstrates the practical application of the MERN stack (MongoDB, Express, React/Node, Node.js) combined with third-party API integration (</w:t>
+      </w:r>
+      <w:proofErr w:type="spellStart"/>
+      <w:r>
+        <w:t>Nodemailer</w:t>
+      </w:r>
+      <w:proofErr w:type="spellEnd"/>
+      <w:r>
+        <w:t>) for real-time event handling.</w:t>
       </w:r>
     </w:p>
     <w:p>
@@ -1606,7 +1638,15 @@
     </w:p>
     <w:p>
       <w:r>
-        <w:t>4.  To implement an automated email alert system using Nodemailer that triggers when spending exceeds 80% of the budget limit by the fourth month.</w:t>
+        <w:t xml:space="preserve">4.  To implement an automated email alert system using </w:t>
+      </w:r>
+      <w:proofErr w:type="spellStart"/>
+      <w:r>
+        <w:t>Nodemailer</w:t>
+      </w:r>
+      <w:proofErr w:type="spellEnd"/>
+      <w:r>
+        <w:t xml:space="preserve"> that triggers when spending exceeds 80% of the budget limit by the fourth month.</w:t>
       </w:r>
     </w:p>
     <w:p>
@@ -1886,7 +1926,15 @@
     <w:p>
       <w:r>
         <w:lastRenderedPageBreak/>
-        <w:t>7.  Garcia, S. (2021). Security in NoSQL Databases. CyberSecurity Review, 5(3), 88-95. https://doi.org/10.5555/987654</w:t>
+        <w:t xml:space="preserve">7.  Garcia, S. (2021). Security in NoSQL Databases. </w:t>
+      </w:r>
+      <w:proofErr w:type="spellStart"/>
+      <w:r>
+        <w:t>CyberSecurity</w:t>
+      </w:r>
+      <w:proofErr w:type="spellEnd"/>
+      <w:r>
+        <w:t xml:space="preserve"> Review, 5(3), 88-95. https://doi.org/10.5555/987654</w:t>
       </w:r>
     </w:p>
     <w:p>
@@ -2016,7 +2064,15 @@
         <w:t>Email Service:</w:t>
       </w:r>
       <w:r>
-        <w:t xml:space="preserve"> Nodemailer with Gmail SMTP.</w:t>
+        <w:t xml:space="preserve"> </w:t>
+      </w:r>
+      <w:proofErr w:type="spellStart"/>
+      <w:r>
+        <w:t>Nodemailer</w:t>
+      </w:r>
+      <w:proofErr w:type="spellEnd"/>
+      <w:r>
+        <w:t xml:space="preserve"> with Gmail SMTP.</w:t>
       </w:r>
     </w:p>
     <w:p>
@@ -2319,12 +2375,28 @@
     </w:p>
     <w:p>
       <w:r>
-        <w:t>*   Transactions: `{ _id, userId, type, category, amount, date }`</w:t>
-      </w:r>
-    </w:p>
-    <w:p>
-      <w:r>
-        <w:t>*   Budgets: `{ _id, userId, category, limit }`</w:t>
+        <w:t xml:space="preserve">*   Transactions: `{ _id, </w:t>
+      </w:r>
+      <w:proofErr w:type="spellStart"/>
+      <w:r>
+        <w:t>userId</w:t>
+      </w:r>
+      <w:proofErr w:type="spellEnd"/>
+      <w:r>
+        <w:t>, type, category, amount, date }`</w:t>
+      </w:r>
+    </w:p>
+    <w:p>
+      <w:r>
+        <w:t xml:space="preserve">*   Budgets: `{ _id, </w:t>
+      </w:r>
+      <w:proofErr w:type="spellStart"/>
+      <w:r>
+        <w:t>userId</w:t>
+      </w:r>
+      <w:proofErr w:type="spellEnd"/>
+      <w:r>
+        <w:t>, category, limit }`</w:t>
       </w:r>
     </w:p>
     <w:p>
@@ -2436,7 +2508,15 @@
     </w:p>
     <w:p>
       <w:r>
-        <w:t xml:space="preserve">    *   Trigger Nodemailer function.</w:t>
+        <w:t xml:space="preserve">    *   Trigger </w:t>
+      </w:r>
+      <w:proofErr w:type="spellStart"/>
+      <w:r>
+        <w:t>Nodemailer</w:t>
+      </w:r>
+      <w:proofErr w:type="spellEnd"/>
+      <w:r>
+        <w:t xml:space="preserve"> function.</w:t>
       </w:r>
     </w:p>
     <w:p>
@@ -2805,7 +2885,15 @@
     </w:p>
     <w:p>
       <w:r>
-        <w:t>7.  Garcia, S. (2021). Security in NoSQL Databases. CyberSecurity Review, 5(3), 88-95. https://doi.org/10.5555/987654</w:t>
+        <w:t xml:space="preserve">7.  Garcia, S. (2021). Security in NoSQL Databases. </w:t>
+      </w:r>
+      <w:proofErr w:type="spellStart"/>
+      <w:r>
+        <w:t>CyberSecurity</w:t>
+      </w:r>
+      <w:proofErr w:type="spellEnd"/>
+      <w:r>
+        <w:t xml:space="preserve"> Review, 5(3), 88-95. https://doi.org/10.5555/987654</w:t>
       </w:r>
     </w:p>
     <w:p>
@@ -2856,7 +2944,15 @@
     <w:p>
       <w:r>
         <w:lastRenderedPageBreak/>
-        <w:t>*   Relationship is One-to-Many. Foreign key `userId` exists in Transaction and Budget collections.</w:t>
+        <w:t>*   Relationship is One-to-Many. Foreign key `</w:t>
+      </w:r>
+      <w:proofErr w:type="spellStart"/>
+      <w:r>
+        <w:t>userId</w:t>
+      </w:r>
+      <w:proofErr w:type="spellEnd"/>
+      <w:r>
+        <w:t>` exists in Transaction and Budget collections.</w:t>
       </w:r>
     </w:p>
     <w:p>
@@ -3049,8 +3145,231 @@
         </w:drawing>
       </w:r>
     </w:p>
+    <w:p>
+      <w:pPr>
+        <w:rPr>
+          <w:b/>
+          <w:bCs/>
+        </w:rPr>
+      </w:pPr>
+    </w:p>
+    <w:p>
+      <w:pPr>
+        <w:rPr>
+          <w:b/>
+          <w:bCs/>
+        </w:rPr>
+      </w:pPr>
+    </w:p>
+    <w:p>
+      <w:pPr>
+        <w:rPr>
+          <w:b/>
+          <w:bCs/>
+        </w:rPr>
+      </w:pPr>
+    </w:p>
+    <w:p>
+      <w:pPr>
+        <w:rPr>
+          <w:b/>
+          <w:bCs/>
+        </w:rPr>
+      </w:pPr>
+    </w:p>
+    <w:p>
+      <w:pPr>
+        <w:rPr>
+          <w:b/>
+          <w:bCs/>
+        </w:rPr>
+      </w:pPr>
+      <w:r>
+        <w:rPr>
+          <w:b/>
+          <w:bCs/>
+        </w:rPr>
+        <w:t xml:space="preserve">                                                   </w:t>
+      </w:r>
+    </w:p>
+    <w:p>
+      <w:pPr>
+        <w:rPr>
+          <w:b/>
+          <w:bCs/>
+        </w:rPr>
+      </w:pPr>
+    </w:p>
+    <w:p>
+      <w:pPr>
+        <w:rPr>
+          <w:b/>
+          <w:bCs/>
+        </w:rPr>
+      </w:pPr>
+    </w:p>
+    <w:p>
+      <w:pPr>
+        <w:rPr>
+          <w:b/>
+          <w:bCs/>
+        </w:rPr>
+      </w:pPr>
+    </w:p>
+    <w:p>
+      <w:pPr>
+        <w:rPr>
+          <w:b/>
+          <w:bCs/>
+        </w:rPr>
+      </w:pPr>
+    </w:p>
+    <w:p>
+      <w:pPr>
+        <w:rPr>
+          <w:b/>
+          <w:bCs/>
+        </w:rPr>
+      </w:pPr>
+    </w:p>
+    <w:p>
+      <w:pPr>
+        <w:rPr>
+          <w:b/>
+          <w:bCs/>
+        </w:rPr>
+      </w:pPr>
+    </w:p>
+    <w:p>
+      <w:pPr>
+        <w:rPr>
+          <w:b/>
+          <w:bCs/>
+        </w:rPr>
+      </w:pPr>
+    </w:p>
+    <w:p>
+      <w:pPr>
+        <w:rPr>
+          <w:b/>
+          <w:bCs/>
+        </w:rPr>
+      </w:pPr>
+    </w:p>
+    <w:p>
+      <w:pPr>
+        <w:rPr>
+          <w:b/>
+          <w:bCs/>
+        </w:rPr>
+      </w:pPr>
+    </w:p>
+    <w:p>
+      <w:pPr>
+        <w:rPr>
+          <w:b/>
+          <w:bCs/>
+        </w:rPr>
+      </w:pPr>
+    </w:p>
+    <w:p>
+      <w:pPr>
+        <w:rPr>
+          <w:b/>
+          <w:bCs/>
+        </w:rPr>
+      </w:pPr>
+    </w:p>
+    <w:p>
+      <w:pPr>
+        <w:rPr>
+          <w:b/>
+          <w:bCs/>
+        </w:rPr>
+      </w:pPr>
+    </w:p>
+    <w:p>
+      <w:pPr>
+        <w:rPr>
+          <w:b/>
+          <w:bCs/>
+        </w:rPr>
+      </w:pPr>
+    </w:p>
+    <w:p>
+      <w:pPr>
+        <w:rPr>
+          <w:b/>
+          <w:bCs/>
+        </w:rPr>
+      </w:pPr>
+    </w:p>
+    <w:p>
+      <w:pPr>
+        <w:rPr>
+          <w:b/>
+          <w:bCs/>
+        </w:rPr>
+      </w:pPr>
+      <w:r>
+        <w:rPr>
+          <w:b/>
+          <w:bCs/>
+        </w:rPr>
+        <w:t xml:space="preserve">OVERALL SYSTEM ARCHITECTURE </w:t>
+      </w:r>
+    </w:p>
+    <w:p>
+      <w:pPr>
+        <w:rPr>
+          <w:b/>
+          <w:bCs/>
+        </w:rPr>
+      </w:pPr>
+      <w:r>
+        <w:rPr>
+          <w:b/>
+          <w:bCs/>
+        </w:rPr>
+        <w:drawing>
+          <wp:inline distT="0" distB="0" distL="0" distR="0" wp14:anchorId="14C1A3C1" wp14:editId="6F474BD8">
+            <wp:extent cx="6838950" cy="5842000"/>
+            <wp:effectExtent l="0" t="0" r="0" b="6350"/>
+            <wp:docPr id="433655307" name="Picture 1"/>
+            <wp:cNvGraphicFramePr>
+              <a:graphicFrameLocks xmlns:a="http://schemas.openxmlformats.org/drawingml/2006/main" noChangeAspect="1"/>
+            </wp:cNvGraphicFramePr>
+            <a:graphic xmlns:a="http://schemas.openxmlformats.org/drawingml/2006/main">
+              <a:graphicData uri="http://schemas.openxmlformats.org/drawingml/2006/picture">
+                <pic:pic xmlns:pic="http://schemas.openxmlformats.org/drawingml/2006/picture">
+                  <pic:nvPicPr>
+                    <pic:cNvPr id="433655307" name=""/>
+                    <pic:cNvPicPr/>
+                  </pic:nvPicPr>
+                  <pic:blipFill>
+                    <a:blip r:embed="rId12"/>
+                    <a:stretch>
+                      <a:fillRect/>
+                    </a:stretch>
+                  </pic:blipFill>
+                  <pic:spPr>
+                    <a:xfrm>
+                      <a:off x="0" y="0"/>
+                      <a:ext cx="6838950" cy="5842000"/>
+                    </a:xfrm>
+                    <a:prstGeom prst="rect">
+                      <a:avLst/>
+                    </a:prstGeom>
+                  </pic:spPr>
+                </pic:pic>
+              </a:graphicData>
+            </a:graphic>
+          </wp:inline>
+        </w:drawing>
+      </w:r>
+    </w:p>
     <w:sectPr>
-      <w:headerReference w:type="default" r:id="rId12"/>
+      <w:headerReference w:type="default" r:id="rId13"/>
       <w:pgSz w:w="12240" w:h="15840"/>
       <w:pgMar w:top="1440" w:right="1440" w:bottom="1440" w:left="1440" w:header="720" w:footer="720" w:gutter="0"/>
       <w:pgNumType w:start="0"/>
